--- a/companies/ashcombe-advisory/Engagements/Suarez-Jones/2023.09.15 - Status Report - Suarez-Jones v2 FINAL v2.docx
+++ b/companies/ashcombe-advisory/Engagements/Suarez-Jones/2023.09.15 - Status Report - Suarez-Jones v2 FINAL v2.docx
@@ -15,12 +15,16 @@
         <w:pStyle w:val="Heading1"/>
       </w:pPr>
       <w:r>
-        <w:t>Status Report</w:t>
+        <w:t>Status Report: Executive Messaging for Suarez-Jones</w:t>
       </w:r>
     </w:p>
     <w:p>
       <w:r>
-        <w:t>Engagement: Executive Messaging for Suarez-Jones. Prepared by John Macias.</w:t>
+        <w:t>Prepared for: Finance leadership, Suarez-Jones</w:t>
+        <w:br/>
+        <w:t>Prepared by: John Macias, Associate</w:t>
+        <w:br/>
+        <w:t>Engagement team: Michael Morris, Partner; Amy Carter, Communications Associate; John Macias, Associate</w:t>
       </w:r>
     </w:p>
     <w:p>
@@ -33,17 +37,12 @@
     </w:p>
     <w:p>
       <w:r>
-        <w:t>We are roughly at the midpoint of the engagement, and the work is on track. The core messages are drafted, tested against the leadership's own words, and close to final. Both sides are pulling the same way, and the correspondence has stayed clean, which is what keeps a job like this from drifting.</w:t>
+        <w:t>We are about halfway through the engagement, and the work is on plan. The messaging framework is final. The talking points and the investor questions and answers are both in their second drafts, and both drafts are with your office for comment. Nothing has slipped so far. The scope has not changed.</w:t>
       </w:r>
     </w:p>
     <w:p>
       <w:r>
-        <w:t>The short version is that the hard part, agreeing what the company should say and in what voice, is largely behind us. What remains is to lock the wording and build the materials that carry it. That is the steadier half of the work.</w:t>
-      </w:r>
-    </w:p>
-    <w:p>
-      <w:r>
-        <w:t>On the commercials, the engagement runs on a fixed fee of $102,000, and we are tracking within it. A little under half of the fee is committed against the work done to date. That is where we would want to be at this stage, with the more predictable phase still ahead of us.</w:t>
+        <w:t>This report covers three things. First, what we have finished. Second, what comes next. Third, the risks we are watching and what we are doing about each one. The budget position follows at the end.</w:t>
       </w:r>
     </w:p>
     <w:p>
@@ -51,32 +50,57 @@
         <w:pStyle w:val="Heading2"/>
       </w:pPr>
       <w:r>
-        <w:t>Since the last report</w:t>
+        <w:t>Finished so far</w:t>
       </w:r>
     </w:p>
     <w:p>
       <w:r>
-        <w:t>We completed the round of executive interviews and used them to sharpen the core set. Two of the messages changed in a real way once we heard how the leadership actually speaks. Both are stronger for it, and both read now as the company's own rather than ours.</w:t>
+        <w:t>Five pieces of work are complete or have reached an agreed second draft. In order:</w:t>
+      </w:r>
+    </w:p>
+    <w:p>
+      <w:pPr>
+        <w:pStyle w:val="ListBullet"/>
+      </w:pPr>
+      <w:r>
+        <w:t>Messaging framework. Signed off by the executives and counsel, with every proof point confirmed by your finance team. Figures finance did not want cited were removed, not reworded.</w:t>
+      </w:r>
+    </w:p>
+    <w:p>
+      <w:pPr>
+        <w:pStyle w:val="ListBullet"/>
+      </w:pPr>
+      <w:r>
+        <w:t>Approval route. Approvals on your side now run through one point of contact, who collects sign-off from the executives and from counsel. Each round comes back to us as one set of comments.</w:t>
+      </w:r>
+    </w:p>
+    <w:p>
+      <w:pPr>
+        <w:pStyle w:val="ListBullet"/>
+      </w:pPr>
+      <w:r>
+        <w:t>Working session. We went through the framework, the talking points and the investor questions line by line. The minutes record each decision and each action. Every action from that session is done, apart from the rehearsal plan, which waits on your comments on the second drafts.</w:t>
+      </w:r>
+    </w:p>
+    <w:p>
+      <w:pPr>
+        <w:pStyle w:val="ListBullet"/>
+      </w:pPr>
+      <w:r>
+        <w:t>Talking points, second draft. The CEO's points are shorter and easier to say aloud, and the repeated growth passage is gone. The CFO's points now open with the figures and then explain them.</w:t>
+      </w:r>
+    </w:p>
+    <w:p>
+      <w:pPr>
+        <w:pStyle w:val="ListBullet"/>
+      </w:pPr>
+      <w:r>
+        <w:t>Investor questions and answers, second draft. Amy Carter checked every outlook answer against language finance has approved for outside use. She also added questions on use of cash and on hiring plans.</w:t>
       </w:r>
     </w:p>
     <w:p>
       <w:r>
-        <w:t>Amy Carter took your team's marks on the first set and reworked the investor-facing lines, holding the meaning while easing the claims that felt a shade too firm. We reviewed the refined set with the Suarez-Jones leadership at our last working session, and the feedback was light. We settled the two lines that mattered most in the room.</w:t>
-      </w:r>
-    </w:p>
-    <w:p>
-      <w:r>
-        <w:t>The review itself was a good sign. Your leadership pushed on exactly the lines we expected them to push on, and left the rest largely alone. When a client's marks land where you thought they would, it usually means the underlying account is sound, and we took it that way.</w:t>
-      </w:r>
-    </w:p>
-    <w:p>
-      <w:r>
-        <w:t>We have also opened the client-facing materials that will carry the messages outward. Those are early and deliberately so. We are keeping them light until the core set is locked, so nothing has to be remade around a late change to the wording.</w:t>
-      </w:r>
-    </w:p>
-    <w:p>
-      <w:r>
-        <w:t>On our side, Amy Carter has kept the correspondence and the version history in order throughout, so the current draft is always the one you are reading and nothing lives only in an inbox. It is unglamorous work, and it is the reason a job this heavy on email has stayed legible.</w:t>
+        <w:t>The first half has gone smoothly, and much of that is down to how quickly your team turned the proof points around. Settling the figures early meant every later draft could be checked against one agreed list. We will keep working that way.</w:t>
       </w:r>
     </w:p>
     <w:p>
@@ -84,22 +108,49 @@
         <w:pStyle w:val="Heading2"/>
       </w:pPr>
       <w:r>
-        <w:t>The weeks ahead</w:t>
+        <w:t>Ahead of us</w:t>
       </w:r>
     </w:p>
     <w:p>
       <w:r>
-        <w:t>The immediate step is to lock the core messages. One round of marks is outstanding, and once those are in, the set is final. Amy Carter and I can close that out the same week the marks come back.</w:t>
+        <w:t>The second half of the engagement moves from drafting to delivery. Until now the question has been whether the words are right. From here it is whether they hold up when the executives say them under questioning. Four pieces of work remain:</w:t>
+      </w:r>
+    </w:p>
+    <w:p>
+      <w:pPr>
+        <w:pStyle w:val="ListBullet"/>
+      </w:pPr>
+      <w:r>
+        <w:t>Comments on the second drafts. We will fold in your consolidated comments as soon as they arrive. We will keep to one round open at a time, as agreed.</w:t>
+      </w:r>
+    </w:p>
+    <w:p>
+      <w:pPr>
+        <w:pStyle w:val="ListBullet"/>
+      </w:pPr>
+      <w:r>
+        <w:t>Rehearsal sessions. Michael Morris will lead them, with Amy and me asking the questions an investor would ask. The aim is to find any answer that does not yet hold up while there is still time to fix it.</w:t>
+      </w:r>
+    </w:p>
+    <w:p>
+      <w:pPr>
+        <w:pStyle w:val="ListBullet"/>
+      </w:pPr>
+      <w:r>
+        <w:t>Reactive lines. We will draft short, approved answers for the questions we hope will not come up. Each one will rest on a confirmed figure or on approved language, and on nothing else.</w:t>
+      </w:r>
+    </w:p>
+    <w:p>
+      <w:pPr>
+        <w:pStyle w:val="ListBullet"/>
+      </w:pPr>
+      <w:r>
+        <w:t>Final package. One document holding the framework, both sets of talking points and the questions and answers, in the form the executives will carry with them.</w:t>
       </w:r>
     </w:p>
     <w:p>
       <w:r>
-        <w:t>From there we build the materials in earnest and prepare your executives to carry the language into their own conversations, the announcements and investor briefings where it has to hold. I expect this half of the engagement to move at a steadier pace than the first, now that the foundation is set.</w:t>
-      </w:r>
-    </w:p>
-    <w:p>
-      <w:r>
-        <w:t>In practical terms, the coming weeks will hold less of the open-ended work of the first half and more of the concrete: a fixed set of messages, a defined set of materials, and a plan to hand the language to the people who will speak it. We will keep the same cadence of short notes tied to each piece, so you can follow the work without having to ask where it stands.</w:t>
+        <w:t>We expect the rehearsals to produce more changes than anything else left in the plan. That is normal. A question that looks easy on paper often needs a shorter, plainer answer once someone has to say it out loud. We have left time for a further round on the questions and answers after rehearsal.</w:t>
       </w:r>
     </w:p>
     <w:p>
@@ -107,12 +158,65 @@
         <w:pStyle w:val="Heading2"/>
       </w:pPr>
       <w:r>
-        <w:t>What I am watching</w:t>
+        <w:t>Risks we are watching</w:t>
       </w:r>
     </w:p>
     <w:p>
       <w:r>
-        <w:t>Two things, both small. The investor-facing lines are the most likely to draw a late change, so I am keeping room for one more pass on them before we fix the set. And because the materials depend on a locked core set, any slip on the wording will push the build behind it. Neither worries me at this point. I am simply keeping an eye on both.</w:t>
+        <w:t>Each of these is manageable at present, and none needs a decision from you today. We list them so that nothing comes as a surprise.</w:t>
+      </w:r>
+    </w:p>
+    <w:p>
+      <w:pPr>
+        <w:pStyle w:val="ListBullet"/>
+      </w:pPr>
+      <w:r>
+        <w:t>Executive calendars. Rehearsals only work if both executives can attend. We would like to fix the sessions soon, before their calendars fill.</w:t>
+      </w:r>
+    </w:p>
+    <w:p>
+      <w:pPr>
+        <w:pStyle w:val="ListBullet"/>
+      </w:pPr>
+      <w:r>
+        <w:t>Changing figures. When the current quarter closes, some proof points may move. We will refresh them with finance before rehearsals, so that no one practices with an old number.</w:t>
+      </w:r>
+    </w:p>
+    <w:p>
+      <w:pPr>
+        <w:pStyle w:val="ListBullet"/>
+      </w:pPr>
+      <w:r>
+        <w:t>Approval timing. A round takes about a working week on your side. That works well at present. It would become tight if two rounds overlapped, which is why we keep to one at a time.</w:t>
+      </w:r>
+    </w:p>
+    <w:p>
+      <w:pPr>
+        <w:pStyle w:val="ListBullet"/>
+      </w:pPr>
+      <w:r>
+        <w:t>Scope. Requests for related material, such as a board version of the narrative, are welcome. We will flag any request that falls outside the agreed scope before we start on it.</w:t>
+      </w:r>
+    </w:p>
+    <w:p>
+      <w:pPr>
+        <w:pStyle w:val="Heading2"/>
+      </w:pPr>
+      <w:r>
+        <w:t>Budget</w:t>
+      </w:r>
+    </w:p>
+    <w:p>
+      <w:r>
+        <w:t>The engagement fee is $102,000, as set out in the engagement letter. Work to date is in line with it. We expect to complete the remaining scope within that fee, and we will tell you early if anything changes our view. There have been no requests outside the agreed scope so far, so no change to the fee has been discussed.</w:t>
+      </w:r>
+    </w:p>
+    <w:p>
+      <w:pPr>
+        <w:pStyle w:val="Heading2"/>
+      </w:pPr>
+      <w:r>
+        <w:t>One request</w:t>
       </w:r>
     </w:p>
     <w:sectPr>
